--- a/research/Physiological_Research_Short_Communication_风险修订_20261017/Yuan_中文.docx
+++ b/research/Physiological_Research_Short_Communication_风险修订_20261017/Yuan_中文.docx
@@ -776,7 +776,7 @@
           <w:sz w:val="24"/>
           <w:lang w:eastAsia="zh-CN"/>
         </w:rPr>
-        <w:t>使用Codex（OpenAI；终稿修订时CLI版本0.162.0-alpha.17.2、ChatGPT桌面版26.1007.30912；2026年10月；未归档底层模型标识）辅助编辑、内容组织、方法学审阅、表格核查、统计重分析及常规分析/绘图代码。作者核验输出并承担责任。未生成实验数据或实验图像。</w:t>
+        <w:t>作者使用Codex（OpenAI；CLI版本0.162.0-alpha.17.2）辅助稿件编辑、数据核查、统计重分析和绘图。作者已审阅并核实相关输出，对最终稿件承担全部责任。</w:t>
       </w:r>
     </w:p>
     <w:p>

--- a/research/Physiological_Research_Short_Communication_风险修订_20261017/Yuan_中文.docx
+++ b/research/Physiological_Research_Short_Communication_风险修订_20261017/Yuan_中文.docx
@@ -323,40 +323,7 @@
           <w:sz w:val="24"/>
           <w:lang w:eastAsia="zh-CN"/>
         </w:rPr>
-        <w:t>在大鼠寰枢关节植入金属异物可形成关节错位及血压升高模型[1]。氧化应激与高血压有关[2]；RVLM参与血压调节[3]，实验研究提示区域氧化还原紊乱与心血管调控相关[4,5]。本研究观察区域生化指标及探索性</w:t>
-      </w:r>
-      <w:r>
-        <w:rPr>
-          <w:rFonts w:ascii="Times New Roman" w:hAnsi="Times New Roman"/>
-          <w:sz w:val="24"/>
-          <w:i w:val="1"/>
-          <w:iCs w:val="1"/>
-        </w:rPr>
-        <w:t>Nox1</w:t>
-      </w:r>
-      <w:r>
-        <w:rPr>
-          <w:rFonts w:ascii="Times New Roman" w:hAnsi="Times New Roman"/>
-          <w:sz w:val="24"/>
-        </w:rPr>
-        <w:t>/</w:t>
-      </w:r>
-      <w:r>
-        <w:rPr>
-          <w:rFonts w:ascii="Times New Roman" w:hAnsi="Times New Roman"/>
-          <w:sz w:val="24"/>
-          <w:i w:val="1"/>
-          <w:iCs w:val="1"/>
-        </w:rPr>
-        <w:t>Nox4</w:t>
-      </w:r>
-      <w:r>
-        <w:rPr>
-          <w:rFonts w:ascii="Times New Roman" w:hAnsi="Times New Roman" w:eastAsia="Songti SC"/>
-          <w:sz w:val="24"/>
-          <w:lang w:eastAsia="zh-CN"/>
-        </w:rPr>
-        <w:t>靶向RT-qPCR估计。血压观察与相关Ang II/AT1-R论文共享[6]，而本稿生化及靶向RT-qPCR观察未在该文报告。</w:t>
+        <w:t>在大鼠寰枢关节植入金属异物可形成关节错位及血压升高模型[1]。氧化应激与高血压有关[2]；RVLM参与血压调节[3]，实验研究提示区域氧化还原紊乱与心血管调控相关[4,5]。本研究比较区域延髓SOD活性及MDA，并将探针相关荧光和Nox1/Nox4靶向RT-qPCR估计作为探索性指标。结果解释侧重第4周模型与伪手术的同期比较，另将第8周独立复位队列视为较晚时间点的观察。血压观察与相关Ang II/AT1-R论文共享[6]，而本稿生化及靶向RT-qPCR观察未在该文报告。</w:t>
       </w:r>
     </w:p>
     <w:p>
@@ -463,41 +430,7 @@
           <w:sz w:val="24"/>
           <w:lang w:eastAsia="zh-CN"/>
         </w:rPr>
-        <w:t>在三个终末队列间，Welch方差分析的SOD为F(2, 9.816) = 91.626，MDA为F(2, 8.500) = 130.738，荧光为F(2, 7.804) = 314.907（P均＜0.001）。第4周模型与伪手术记录相比，SOD为0.564 ± 0.072对1.122 ± 0.072 U/mg蛋白，MDA为0.349 ± 0.034对0.095 ± 0.017 nmol/mg蛋白，荧光为3295.6 ± 216.3对1326.9 ± 50.6 AU（图1；Games–Howell校正后P均＜0.001；补充表S1）。归一化</w:t>
-      </w:r>
-      <w:r>
-        <w:rPr>
-          <w:rFonts w:ascii="Times New Roman" w:hAnsi="Times New Roman"/>
-          <w:sz w:val="24"/>
-          <w:i w:val="1"/>
-          <w:iCs w:val="1"/>
-        </w:rPr>
-        <w:t>Nox1</w:t>
-      </w:r>
-      <w:r>
-        <w:rPr>
-          <w:rFonts w:ascii="Times New Roman" w:hAnsi="Times New Roman" w:eastAsia="Songti SC"/>
-          <w:sz w:val="24"/>
-          <w:lang w:eastAsia="zh-CN"/>
-        </w:rPr>
-        <w:t>靶向检测估计为1.459 ± 0.156对1.000 ± 0.134，</w:t>
-      </w:r>
-      <w:r>
-        <w:rPr>
-          <w:rFonts w:ascii="Times New Roman" w:hAnsi="Times New Roman"/>
-          <w:sz w:val="24"/>
-          <w:i w:val="1"/>
-          <w:iCs w:val="1"/>
-        </w:rPr>
-        <w:t>Nox4</w:t>
-      </w:r>
-      <w:r>
-        <w:rPr>
-          <w:rFonts w:ascii="Times New Roman" w:hAnsi="Times New Roman" w:eastAsia="Songti SC"/>
-          <w:sz w:val="24"/>
-          <w:lang w:eastAsia="zh-CN"/>
-        </w:rPr>
-        <w:t>靶向估计为2.902 ± 0.558对1.000 ± 0.233（图2；Holm校正后P分别为0.0037和0.0001）。</w:t>
+        <w:t>第4周同期比较中，模型组较伪手术组SOD活性较低，MDA及辅助荧光较高。相应数值为：SOD为0.564 ± 0.072对1.122 ± 0.072 U/mg蛋白，MDA为0.349 ± 0.034对0.095 ± 0.017 nmol/mg蛋白，荧光为3295.6 ± 216.3对1326.9 ± 50.6 AU（图1；Games–Howell校正后P均＜0.001；补充表S1）。在三个终末队列间，Welch方差分析的SOD为F(2, 9.816) = 91.626，MDA为F(2, 8.500) = 130.738，荧光为F(2, 7.804) = 314.907（P均＜0.001）。归一化Nox1靶向检测估计为1.459 ± 0.156对1.000 ± 0.134，Nox4靶向估计为2.902 ± 0.558对1.000 ± 0.233（图2；Holm校正后P分别为0.0037和0.0001）。</w:t>
       </w:r>
     </w:p>
     <w:p>
@@ -510,74 +443,7 @@
           <w:sz w:val="24"/>
           <w:lang w:eastAsia="zh-CN"/>
         </w:rPr>
-        <w:t>较晚复位终点，SOD为1.035 ± 0.101、MDA为0.213 ± 0.049、荧光为2265.6 ± 131.6，单位分别同前；与模型值均有差异（校正后P均＜0.001）。相对伪手术组，MDA及荧光仍较高（P分别为0.0033及＜0.001），SOD差异无统计学意义（P = 0.2534）。复位</w:t>
-      </w:r>
-      <w:r>
-        <w:rPr>
-          <w:rFonts w:ascii="Times New Roman" w:hAnsi="Times New Roman"/>
-          <w:sz w:val="24"/>
-          <w:i w:val="1"/>
-          <w:iCs w:val="1"/>
-        </w:rPr>
-        <w:t>Nox1</w:t>
-      </w:r>
-      <w:r>
-        <w:rPr>
-          <w:rFonts w:ascii="Times New Roman" w:hAnsi="Times New Roman"/>
-          <w:sz w:val="24"/>
-        </w:rPr>
-        <w:t>/</w:t>
-      </w:r>
-      <w:r>
-        <w:rPr>
-          <w:rFonts w:ascii="Times New Roman" w:hAnsi="Times New Roman"/>
-          <w:sz w:val="24"/>
-          <w:i w:val="1"/>
-          <w:iCs w:val="1"/>
-        </w:rPr>
-        <w:t>Nox4</w:t>
-      </w:r>
-      <w:r>
-        <w:rPr>
-          <w:rFonts w:ascii="Times New Roman" w:hAnsi="Times New Roman" w:eastAsia="Songti SC"/>
-          <w:sz w:val="24"/>
-          <w:lang w:eastAsia="zh-CN"/>
-        </w:rPr>
-        <w:t>靶向估计分别为1.180 ± 0.090/1.645 ± 0.227，低于模型值（校正后P分别为0.0139/0.0037）。相对伪手术组，</w:t>
-      </w:r>
-      <w:r>
-        <w:rPr>
-          <w:rFonts w:ascii="Times New Roman" w:hAnsi="Times New Roman"/>
-          <w:sz w:val="24"/>
-          <w:i w:val="1"/>
-          <w:iCs w:val="1"/>
-        </w:rPr>
-        <w:t>Nox4</w:t>
-      </w:r>
-      <w:r>
-        <w:rPr>
-          <w:rFonts w:ascii="Times New Roman" w:hAnsi="Times New Roman" w:eastAsia="Songti SC"/>
-          <w:sz w:val="24"/>
-          <w:lang w:eastAsia="zh-CN"/>
-        </w:rPr>
-        <w:t>靶向估计仍较高（P = 0.0099），</w:t>
-      </w:r>
-      <w:r>
-        <w:rPr>
-          <w:rFonts w:ascii="Times New Roman" w:hAnsi="Times New Roman"/>
-          <w:sz w:val="24"/>
-          <w:i w:val="1"/>
-          <w:iCs w:val="1"/>
-        </w:rPr>
-        <w:t>Nox1</w:t>
-      </w:r>
-      <w:r>
-        <w:rPr>
-          <w:rFonts w:ascii="Times New Roman" w:hAnsi="Times New Roman" w:eastAsia="Songti SC"/>
-          <w:sz w:val="24"/>
-          <w:lang w:eastAsia="zh-CN"/>
-        </w:rPr>
-        <w:t>靶向差异无统计学意义（P = 0.0618）。未显著不代表等效或恢复正常。随稿提供完整三队列统计。</w:t>
+        <w:t>在较晚且时间不匹配的第8周复位终点，SOD为1.035 ± 0.101、MDA为0.213 ± 0.049、荧光为2265.6 ± 131.6，单位分别同前；与模型值均有差异（校正后P均＜0.001）。相对伪手术组，MDA及荧光仍较高（P分别为0.0033及＜0.001），SOD差异无统计学意义（P = 0.2534）。复位Nox1/Nox4靶向估计分别为1.180 ± 0.090/1.645 ± 0.227，低于模型值（校正后P分别为0.0139/0.0037）。相对伪手术组，Nox4靶向估计仍较高（P = 0.0099），Nox1靶向差异无统计学意义（P = 0.0618）。未显著不代表等效或恢复正常。随稿提供完整三队列统计。</w:t>
       </w:r>
     </w:p>
     <w:p>
@@ -636,7 +502,7 @@
           <w:sz w:val="24"/>
           <w:lang w:eastAsia="zh-CN"/>
         </w:rPr>
-        <w:t>区域取材及身份关联记录缺失限制了解剖归属和生物学重复的复核。较晚复位观察混合了异物取出、年龄、时间进程、恢复及再次麻醉/手术的影响，共同造模来源不能消除这种混杂。未使用术后镇痛仍涉及未解决的动物福利及疼痛/应激问题；如实披露不能事后证明实际操作符合获批方案，或不镇痛获得了专项授权。探索性小样本和仅用雄性动物限制精度及推广性。应侧重同时间SOD/MDA描述性观察；因果或基因表达结论仍需经验证的检测、可追溯样本和时间匹配对照。</w:t>
+        <w:t>区域取材及身份关联记录缺失限制了解剖归属和生物学重复的复核。较晚复位观察混合了异物取出、年龄、时间进程、恢复及再次麻醉/手术的影响，共同造模来源不能消除这种混杂。未使用术后镇痛仍涉及未解决的动物福利及疼痛/应激问题；如实披露不能事后证明实际操作符合获批方案，或不镇痛获得了专项授权。探索性小样本和仅用雄性动物限制精度及推广性。第4周同期SOD/MDA观察支持区域氧化还原指标存在描述性差异；因果、RVLM特异或基因表达结论仍需经验证的检测、可追溯样本和时间匹配对照。</w:t>
       </w:r>
     </w:p>
     <w:p>

--- a/research/Physiological_Research_Short_Communication_风险修订_20261017/Yuan_中文.docx
+++ b/research/Physiological_Research_Short_Communication_风险修订_20261017/Yuan_中文.docx
@@ -642,7 +642,7 @@
           <w:sz w:val="24"/>
           <w:lang w:eastAsia="zh-CN"/>
         </w:rPr>
-        <w:t>作者使用Codex（OpenAI；CLI版本0.162.0-alpha.17.2）辅助稿件编辑、数据核查、统计重分析和绘图。作者已审阅并核实相关输出，对最终稿件承担全部责任。</w:t>
+        <w:t>作者使用Codex（OpenAI；CLI版本0.162.0-alpha.17.2）辅助稿件编辑和数据核查。作者已审阅并核实相关输出，对最终稿件承担全部责任。</w:t>
       </w:r>
     </w:p>
     <w:p>
